--- a/Received/3/3, science.docx
+++ b/Received/3/3, science.docx
@@ -69,6 +69,16 @@
                               </w:rPr>
                               <w:t>D-</w:t>
                             </w:r>
+                            <w:r>
+                              <w:rPr>
+                                <w:rFonts w:ascii="Times New Roman" w:hAnsi="Times New Roman" w:cs="Times New Roman"/>
+                                <w:b/>
+                                <w:bCs/>
+                                <w:sz w:val="32"/>
+                                <w:szCs w:val="32"/>
+                              </w:rPr>
+                              <w:t xml:space="preserve"> 11</w:t>
+                            </w:r>
                           </w:p>
                         </w:txbxContent>
                       </wps:txbx>
@@ -106,6 +116,16 @@
                           <w:szCs w:val="32"/>
                         </w:rPr>
                         <w:t>D-</w:t>
+                      </w:r>
+                      <w:r>
+                        <w:rPr>
+                          <w:rFonts w:ascii="Times New Roman" w:hAnsi="Times New Roman" w:cs="Times New Roman"/>
+                          <w:b/>
+                          <w:bCs/>
+                          <w:sz w:val="32"/>
+                          <w:szCs w:val="32"/>
+                        </w:rPr>
+                        <w:t xml:space="preserve"> 11</w:t>
                       </w:r>
                     </w:p>
                   </w:txbxContent>
@@ -246,27 +266,7 @@
           <w:sz w:val="24"/>
           <w:szCs w:val="24"/>
         </w:rPr>
-        <w:t xml:space="preserve">Ratnanagar-7, </w:t>
-      </w:r>
-      <w:proofErr w:type="spellStart"/>
-      <w:r>
-        <w:rPr>
-          <w:rFonts w:ascii="Times New Roman" w:hAnsi="Times New Roman" w:cs="Times New Roman"/>
-          <w:b/>
-          <w:sz w:val="24"/>
-          <w:szCs w:val="24"/>
-        </w:rPr>
-        <w:t>Sauraha</w:t>
-      </w:r>
-      <w:proofErr w:type="spellEnd"/>
-      <w:r>
-        <w:rPr>
-          <w:rFonts w:ascii="Times New Roman" w:hAnsi="Times New Roman" w:cs="Times New Roman"/>
-          <w:b/>
-          <w:sz w:val="24"/>
-          <w:szCs w:val="24"/>
-        </w:rPr>
-        <w:t>, Chitwan</w:t>
+        <w:t>Ratnanagar-7, Sauraha, Chitwan</w:t>
       </w:r>
     </w:p>
     <w:p>
@@ -998,23 +998,13 @@
           <w:szCs w:val="28"/>
         </w:rPr>
       </w:pPr>
-      <w:proofErr w:type="spellStart"/>
-      <w:r>
-        <w:rPr>
-          <w:rFonts w:ascii="Times New Roman" w:hAnsi="Times New Roman" w:cs="Times New Roman"/>
-          <w:sz w:val="28"/>
-          <w:szCs w:val="28"/>
-        </w:rPr>
-        <w:t>i</w:t>
-      </w:r>
-      <w:proofErr w:type="spellEnd"/>
-      <w:r>
-        <w:rPr>
-          <w:rFonts w:ascii="Times New Roman" w:hAnsi="Times New Roman" w:cs="Times New Roman"/>
-          <w:sz w:val="28"/>
-          <w:szCs w:val="28"/>
-        </w:rPr>
-        <w:t xml:space="preserve">) area of land </w:t>
+      <w:r>
+        <w:rPr>
+          <w:rFonts w:ascii="Times New Roman" w:hAnsi="Times New Roman" w:cs="Times New Roman"/>
+          <w:sz w:val="28"/>
+          <w:szCs w:val="28"/>
+        </w:rPr>
+        <w:t xml:space="preserve">i) area of land </w:t>
       </w:r>
       <w:r>
         <w:rPr>
@@ -1076,23 +1066,13 @@
           <w:szCs w:val="28"/>
         </w:rPr>
       </w:pPr>
-      <w:proofErr w:type="spellStart"/>
-      <w:r>
-        <w:rPr>
-          <w:rFonts w:ascii="Times New Roman" w:hAnsi="Times New Roman" w:cs="Times New Roman"/>
-          <w:sz w:val="28"/>
-          <w:szCs w:val="28"/>
-        </w:rPr>
-        <w:t>i</w:t>
-      </w:r>
-      <w:proofErr w:type="spellEnd"/>
-      <w:r>
-        <w:rPr>
-          <w:rFonts w:ascii="Times New Roman" w:hAnsi="Times New Roman" w:cs="Times New Roman"/>
-          <w:sz w:val="28"/>
-          <w:szCs w:val="28"/>
-        </w:rPr>
-        <w:t>) Plastic</w:t>
+      <w:r>
+        <w:rPr>
+          <w:rFonts w:ascii="Times New Roman" w:hAnsi="Times New Roman" w:cs="Times New Roman"/>
+          <w:sz w:val="28"/>
+          <w:szCs w:val="28"/>
+        </w:rPr>
+        <w:t>i) Plastic</w:t>
       </w:r>
       <w:r>
         <w:rPr>
@@ -1154,23 +1134,13 @@
           <w:szCs w:val="28"/>
         </w:rPr>
       </w:pPr>
-      <w:proofErr w:type="spellStart"/>
-      <w:r>
-        <w:rPr>
-          <w:rFonts w:ascii="Times New Roman" w:hAnsi="Times New Roman" w:cs="Times New Roman"/>
-          <w:sz w:val="28"/>
-          <w:szCs w:val="28"/>
-        </w:rPr>
-        <w:t>i</w:t>
-      </w:r>
-      <w:proofErr w:type="spellEnd"/>
-      <w:r>
-        <w:rPr>
-          <w:rFonts w:ascii="Times New Roman" w:hAnsi="Times New Roman" w:cs="Times New Roman"/>
-          <w:sz w:val="28"/>
-          <w:szCs w:val="28"/>
-        </w:rPr>
-        <w:t>) Coat</w:t>
+      <w:r>
+        <w:rPr>
+          <w:rFonts w:ascii="Times New Roman" w:hAnsi="Times New Roman" w:cs="Times New Roman"/>
+          <w:sz w:val="28"/>
+          <w:szCs w:val="28"/>
+        </w:rPr>
+        <w:t>i) Coat</w:t>
       </w:r>
       <w:r>
         <w:rPr>
@@ -1570,7 +1540,7 @@
           <w:szCs w:val="28"/>
         </w:rPr>
         <w:drawing>
-          <wp:anchor distT="0" distB="0" distL="114300" distR="114300" simplePos="0" relativeHeight="251654144" behindDoc="0" locked="0" layoutInCell="1" allowOverlap="1" wp14:anchorId="09EA3379" wp14:editId="25A8E6AA">
+          <wp:anchor distT="0" distB="0" distL="114300" distR="114300" simplePos="0" relativeHeight="251654144" behindDoc="0" locked="0" layoutInCell="1" allowOverlap="1" wp14:anchorId="09EA3379" wp14:editId="79664A7C">
             <wp:simplePos x="0" y="0"/>
             <wp:positionH relativeFrom="margin">
               <wp:posOffset>422031</wp:posOffset>
@@ -2806,23 +2776,13 @@
         </w:rPr>
         <w:t xml:space="preserve">                                              </w:t>
       </w:r>
-      <w:proofErr w:type="gramStart"/>
-      <w:r>
-        <w:rPr>
-          <w:rFonts w:ascii="Times New Roman" w:hAnsi="Times New Roman" w:cs="Times New Roman"/>
-          <w:sz w:val="28"/>
-          <w:szCs w:val="28"/>
-        </w:rPr>
-        <w:t>The</w:t>
-      </w:r>
-      <w:proofErr w:type="gramEnd"/>
-      <w:r>
-        <w:rPr>
-          <w:rFonts w:ascii="Times New Roman" w:hAnsi="Times New Roman" w:cs="Times New Roman"/>
-          <w:sz w:val="28"/>
-          <w:szCs w:val="28"/>
-        </w:rPr>
-        <w:t xml:space="preserve"> layer of air</w:t>
+      <w:r>
+        <w:rPr>
+          <w:rFonts w:ascii="Times New Roman" w:hAnsi="Times New Roman" w:cs="Times New Roman"/>
+          <w:sz w:val="28"/>
+          <w:szCs w:val="28"/>
+        </w:rPr>
+        <w:t>The layer of air</w:t>
       </w:r>
     </w:p>
     <w:p>

--- a/Received/3/3, science.docx
+++ b/Received/3/3, science.docx
@@ -266,7 +266,27 @@
           <w:sz w:val="24"/>
           <w:szCs w:val="24"/>
         </w:rPr>
-        <w:t>Ratnanagar-7, Sauraha, Chitwan</w:t>
+        <w:t xml:space="preserve">Ratnanagar-7, </w:t>
+      </w:r>
+      <w:proofErr w:type="spellStart"/>
+      <w:r>
+        <w:rPr>
+          <w:rFonts w:ascii="Times New Roman" w:hAnsi="Times New Roman" w:cs="Times New Roman"/>
+          <w:b/>
+          <w:sz w:val="24"/>
+          <w:szCs w:val="24"/>
+        </w:rPr>
+        <w:t>Sauraha</w:t>
+      </w:r>
+      <w:proofErr w:type="spellEnd"/>
+      <w:r>
+        <w:rPr>
+          <w:rFonts w:ascii="Times New Roman" w:hAnsi="Times New Roman" w:cs="Times New Roman"/>
+          <w:b/>
+          <w:sz w:val="24"/>
+          <w:szCs w:val="24"/>
+        </w:rPr>
+        <w:t>, Chitwan</w:t>
       </w:r>
     </w:p>
     <w:p>
@@ -998,13 +1018,23 @@
           <w:szCs w:val="28"/>
         </w:rPr>
       </w:pPr>
-      <w:r>
-        <w:rPr>
-          <w:rFonts w:ascii="Times New Roman" w:hAnsi="Times New Roman" w:cs="Times New Roman"/>
-          <w:sz w:val="28"/>
-          <w:szCs w:val="28"/>
-        </w:rPr>
-        <w:t xml:space="preserve">i) area of land </w:t>
+      <w:proofErr w:type="spellStart"/>
+      <w:r>
+        <w:rPr>
+          <w:rFonts w:ascii="Times New Roman" w:hAnsi="Times New Roman" w:cs="Times New Roman"/>
+          <w:sz w:val="28"/>
+          <w:szCs w:val="28"/>
+        </w:rPr>
+        <w:t>i</w:t>
+      </w:r>
+      <w:proofErr w:type="spellEnd"/>
+      <w:r>
+        <w:rPr>
+          <w:rFonts w:ascii="Times New Roman" w:hAnsi="Times New Roman" w:cs="Times New Roman"/>
+          <w:sz w:val="28"/>
+          <w:szCs w:val="28"/>
+        </w:rPr>
+        <w:t xml:space="preserve">) area of land </w:t>
       </w:r>
       <w:r>
         <w:rPr>
@@ -1066,13 +1096,23 @@
           <w:szCs w:val="28"/>
         </w:rPr>
       </w:pPr>
-      <w:r>
-        <w:rPr>
-          <w:rFonts w:ascii="Times New Roman" w:hAnsi="Times New Roman" w:cs="Times New Roman"/>
-          <w:sz w:val="28"/>
-          <w:szCs w:val="28"/>
-        </w:rPr>
-        <w:t>i) Plastic</w:t>
+      <w:proofErr w:type="spellStart"/>
+      <w:r>
+        <w:rPr>
+          <w:rFonts w:ascii="Times New Roman" w:hAnsi="Times New Roman" w:cs="Times New Roman"/>
+          <w:sz w:val="28"/>
+          <w:szCs w:val="28"/>
+        </w:rPr>
+        <w:t>i</w:t>
+      </w:r>
+      <w:proofErr w:type="spellEnd"/>
+      <w:r>
+        <w:rPr>
+          <w:rFonts w:ascii="Times New Roman" w:hAnsi="Times New Roman" w:cs="Times New Roman"/>
+          <w:sz w:val="28"/>
+          <w:szCs w:val="28"/>
+        </w:rPr>
+        <w:t>) Plastic</w:t>
       </w:r>
       <w:r>
         <w:rPr>
@@ -1134,13 +1174,23 @@
           <w:szCs w:val="28"/>
         </w:rPr>
       </w:pPr>
-      <w:r>
-        <w:rPr>
-          <w:rFonts w:ascii="Times New Roman" w:hAnsi="Times New Roman" w:cs="Times New Roman"/>
-          <w:sz w:val="28"/>
-          <w:szCs w:val="28"/>
-        </w:rPr>
-        <w:t>i) Coat</w:t>
+      <w:proofErr w:type="spellStart"/>
+      <w:r>
+        <w:rPr>
+          <w:rFonts w:ascii="Times New Roman" w:hAnsi="Times New Roman" w:cs="Times New Roman"/>
+          <w:sz w:val="28"/>
+          <w:szCs w:val="28"/>
+        </w:rPr>
+        <w:t>i</w:t>
+      </w:r>
+      <w:proofErr w:type="spellEnd"/>
+      <w:r>
+        <w:rPr>
+          <w:rFonts w:ascii="Times New Roman" w:hAnsi="Times New Roman" w:cs="Times New Roman"/>
+          <w:sz w:val="28"/>
+          <w:szCs w:val="28"/>
+        </w:rPr>
+        <w:t>) Coat</w:t>
       </w:r>
       <w:r>
         <w:rPr>
@@ -1540,7 +1590,7 @@
           <w:szCs w:val="28"/>
         </w:rPr>
         <w:drawing>
-          <wp:anchor distT="0" distB="0" distL="114300" distR="114300" simplePos="0" relativeHeight="251654144" behindDoc="0" locked="0" layoutInCell="1" allowOverlap="1" wp14:anchorId="09EA3379" wp14:editId="79664A7C">
+          <wp:anchor distT="0" distB="0" distL="114300" distR="114300" simplePos="0" relativeHeight="251654144" behindDoc="0" locked="0" layoutInCell="1" allowOverlap="1" wp14:anchorId="09EA3379" wp14:editId="34A7C739">
             <wp:simplePos x="0" y="0"/>
             <wp:positionH relativeFrom="margin">
               <wp:posOffset>422031</wp:posOffset>
@@ -3202,7 +3252,7 @@
           <w:sz w:val="28"/>
           <w:szCs w:val="28"/>
         </w:rPr>
-        <w:t>________________________________________________________________________</w:t>
+        <w:t>________________________________                    ______________________________</w:t>
       </w:r>
     </w:p>
     <w:p>
@@ -4041,7 +4091,7 @@
   <w:style w:type="paragraph" w:default="1" w:styleId="Normal">
     <w:name w:val="Normal"/>
     <w:qFormat/>
-    <w:rsid w:val="00D74C46"/>
+    <w:rsid w:val="00924530"/>
   </w:style>
   <w:style w:type="paragraph" w:styleId="Heading1">
     <w:name w:val="heading 1"/>
